--- a/template/manual.docx
+++ b/template/manual.docx
@@ -246,7 +246,8 @@
     <w:next w:val="Normal"/>
     <w:qFormat/>
     <w:pPr>
-      <w:spacing w:after="0" w:line="252" w:lineRule="auto"/>
+      <w:spacing w:before="120" w:after="120" w:line="252" w:lineRule="auto"/>
+      <w:contextualSpacing/>
       <w:shd w:val="clear" w:color="auto" w:fill="F3F4F6"/>
       <w:ind w:left="200" w:right="200"/>
     </w:pPr>
